--- a/assets/forms/Attendance sheet Template (CMC).docx
+++ b/assets/forms/Attendance sheet Template (CMC).docx
@@ -246,7 +246,25 @@
                 <w:bCs/>
                 <w:lang w:val="en-IN"/>
               </w:rPr>
-              <w:t xml:space="preserve">Solutions – Ver.-2.0 (ICeNGESS Ver.-2.0) </w:t>
+              <w:t>Solutions – Ver.-2.0 (</w:t>
+            </w:r>
+            <w:proofErr w:type="spellStart"/>
+            <w:r>
+              <w:rPr>
+                <w:b/>
+                <w:bCs/>
+                <w:lang w:val="en-IN"/>
+              </w:rPr>
+              <w:t>ICeNGESS</w:t>
+            </w:r>
+            <w:proofErr w:type="spellEnd"/>
+            <w:r>
+              <w:rPr>
+                <w:b/>
+                <w:bCs/>
+                <w:lang w:val="en-IN"/>
+              </w:rPr>
+              <w:t xml:space="preserve"> Ver.-2.0) </w:t>
             </w:r>
           </w:p>
         </w:tc>
@@ -1123,6 +1141,20 @@
         </w:rPr>
         <w:t>PI &amp; Chief Scientist</w:t>
       </w:r>
+      <w:r>
+        <w:rPr>
+          <w:b/>
+          <w:bCs/>
+        </w:rPr>
+        <w:t xml:space="preserve"> </w:t>
+      </w:r>
+      <w:r>
+        <w:rPr>
+          <w:b/>
+          <w:bCs/>
+        </w:rPr>
+        <w:t>G</w:t>
+      </w:r>
     </w:p>
     <w:p>
       <w:pPr>
@@ -1163,7 +1195,15 @@
           <w:bCs/>
           <w:u w:val="single"/>
         </w:rPr>
-        <w:t>COA,CMC</w:t>
+        <w:t>AO</w:t>
+      </w:r>
+      <w:r>
+        <w:rPr>
+          <w:b/>
+          <w:bCs/>
+          <w:u w:val="single"/>
+        </w:rPr>
+        <w:t>,CMC</w:t>
       </w:r>
       <w:proofErr w:type="gramEnd"/>
     </w:p>
@@ -1703,6 +1743,7 @@
   <w:style w:type="character" w:default="1" w:styleId="DefaultParagraphFont">
     <w:name w:val="Default Paragraph Font"/>
     <w:uiPriority w:val="1"/>
+    <w:semiHidden/>
     <w:unhideWhenUsed/>
   </w:style>
   <w:style w:type="table" w:default="1" w:styleId="TableNormal">
